--- a/6-G-6/17-week-17/5-Quiz/1- Computer Final Exam G6 (Answer).docx
+++ b/6-G-6/17-week-17/5-Quiz/1- Computer Final Exam G6 (Answer).docx
@@ -263,7 +263,7 @@
                 <w:lang w:val="ar-SA"/>
               </w:rPr>
               <w:drawing>
-                <wp:anchor distT="0" distB="0" distL="114300" distR="114300" simplePos="0" relativeHeight="251654656" behindDoc="0" locked="0" layoutInCell="1" allowOverlap="1" wp14:anchorId="1564B3F9" wp14:editId="4A5E502E">
+                <wp:anchor distT="0" distB="0" distL="114300" distR="114300" simplePos="0" relativeHeight="251650560" behindDoc="0" locked="0" layoutInCell="1" allowOverlap="1" wp14:anchorId="1564B3F9" wp14:editId="161EDEC3">
                   <wp:simplePos x="0" y="0"/>
                   <wp:positionH relativeFrom="column">
                     <wp:posOffset>37465</wp:posOffset>
@@ -1021,7 +1021,7 @@
               <mc:AlternateContent>
                 <mc:Choice Requires="wps">
                   <w:drawing>
-                    <wp:anchor distT="4294967295" distB="4294967295" distL="114300" distR="114300" simplePos="0" relativeHeight="251655680" behindDoc="0" locked="0" layoutInCell="1" allowOverlap="1" wp14:anchorId="1A6CBFD8" wp14:editId="1F36C1F7">
+                    <wp:anchor distT="4294967295" distB="4294967295" distL="114300" distR="114300" simplePos="0" relativeHeight="251651584" behindDoc="0" locked="0" layoutInCell="1" allowOverlap="1" wp14:anchorId="1A6CBFD8" wp14:editId="39548BF3">
                       <wp:simplePos x="0" y="0"/>
                       <wp:positionH relativeFrom="column">
                         <wp:posOffset>-3221355</wp:posOffset>
@@ -1082,11 +1082,11 @@
                 </mc:Choice>
                 <mc:Fallback>
                   <w:pict>
-                    <v:shapetype w14:anchorId="66D38C32" id="_x0000_t32" coordsize="21600,21600" o:spt="32" o:oned="t" path="m,l21600,21600e" filled="f">
+                    <v:shapetype w14:anchorId="06D4E5E4" id="_x0000_t32" coordsize="21600,21600" o:spt="32" o:oned="t" path="m,l21600,21600e" filled="f">
                       <v:path arrowok="t" fillok="f" o:connecttype="none"/>
                       <o:lock v:ext="edit" shapetype="t"/>
                     </v:shapetype>
-                    <v:shape id="AutoShape 5" o:spid="_x0000_s1026" type="#_x0000_t32" style="position:absolute;left:0;text-align:left;margin-left:-253.65pt;margin-top:2.05pt;width:130.05pt;height:0;z-index:251655680;visibility:visible;mso-wrap-style:square;mso-width-percent:0;mso-height-percent:0;mso-wrap-distance-left:9pt;mso-wrap-distance-top:-3e-5mm;mso-wrap-distance-right:9pt;mso-wrap-distance-bottom:-3e-5mm;mso-position-horizontal:absolute;mso-position-horizontal-relative:text;mso-position-vertical:absolute;mso-position-vertical-relative:text;mso-width-percent:0;mso-height-percent:0;mso-width-relative:page;mso-height-relative:page" o:gfxdata="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"/>
+                    <v:shape id="AutoShape 5" o:spid="_x0000_s1026" type="#_x0000_t32" style="position:absolute;margin-left:-253.65pt;margin-top:2.05pt;width:130.05pt;height:0;z-index:251651584;visibility:visible;mso-wrap-style:square;mso-width-percent:0;mso-height-percent:0;mso-wrap-distance-left:9pt;mso-wrap-distance-top:-3e-5mm;mso-wrap-distance-right:9pt;mso-wrap-distance-bottom:-3e-5mm;mso-position-horizontal:absolute;mso-position-horizontal-relative:text;mso-position-vertical:absolute;mso-position-vertical-relative:text;mso-width-percent:0;mso-height-percent:0;mso-width-relative:page;mso-height-relative:page" o:gfxdata="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"/>
                   </w:pict>
                 </mc:Fallback>
               </mc:AlternateContent>
@@ -1218,7 +1218,7 @@
             <w:pPr>
               <w:jc w:val="center"/>
               <w:rPr>
-                <w:rFonts w:cs="AL-Mohanad" w:hint="cs"/>
+                <w:rFonts w:cs="AL-Mohanad"/>
                 <w:b/>
                 <w:bCs/>
                 <w:sz w:val="18"/>
@@ -1343,7 +1343,7 @@
               <mc:AlternateContent>
                 <mc:Choice Requires="wps">
                   <w:drawing>
-                    <wp:anchor distT="4294967295" distB="4294967295" distL="114300" distR="114300" simplePos="0" relativeHeight="251657728" behindDoc="0" locked="0" layoutInCell="1" allowOverlap="1" wp14:anchorId="352D7192" wp14:editId="4C5854F3">
+                    <wp:anchor distT="4294967295" distB="4294967295" distL="114300" distR="114300" simplePos="0" relativeHeight="251653632" behindDoc="0" locked="0" layoutInCell="1" allowOverlap="1" wp14:anchorId="352D7192" wp14:editId="6B4F12C3">
                       <wp:simplePos x="0" y="0"/>
                       <wp:positionH relativeFrom="column">
                         <wp:posOffset>-4878070</wp:posOffset>
@@ -1422,7 +1422,7 @@
                 </mc:Choice>
                 <mc:Fallback>
                   <w:pict>
-                    <v:shape w14:anchorId="5AFAF238" id="AutoShape 6" o:spid="_x0000_s1026" type="#_x0000_t32" style="position:absolute;left:0;text-align:left;margin-left:-384.1pt;margin-top:7.5pt;width:126pt;height:0;flip:x;z-index:251657728;visibility:visible;mso-wrap-style:square;mso-width-percent:0;mso-height-percent:0;mso-wrap-distance-left:9pt;mso-wrap-distance-top:-3e-5mm;mso-wrap-distance-right:9pt;mso-wrap-distance-bottom:-3e-5mm;mso-position-horizontal:absolute;mso-position-horizontal-relative:text;mso-position-vertical:absolute;mso-position-vertical-relative:text;mso-width-percent:0;mso-height-percent:0;mso-width-relative:page;mso-height-relative:page" o:gfxdata="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" strokecolor="#f2f2f2" strokeweight="3pt">
+                    <v:shape w14:anchorId="1C20C2CE" id="AutoShape 6" o:spid="_x0000_s1026" type="#_x0000_t32" style="position:absolute;margin-left:-384.1pt;margin-top:7.5pt;width:126pt;height:0;flip:x;z-index:251653632;visibility:visible;mso-wrap-style:square;mso-width-percent:0;mso-height-percent:0;mso-wrap-distance-left:9pt;mso-wrap-distance-top:-3e-5mm;mso-wrap-distance-right:9pt;mso-wrap-distance-bottom:-3e-5mm;mso-position-horizontal:absolute;mso-position-horizontal-relative:text;mso-position-vertical:absolute;mso-position-vertical-relative:text;mso-width-percent:0;mso-height-percent:0;mso-width-relative:page;mso-height-relative:page" o:gfxdata="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" strokecolor="#f2f2f2" strokeweight="3pt">
                       <v:shadow color="#7f7f7f [1601]" opacity=".5" offset="1pt"/>
                     </v:shape>
                   </w:pict>
@@ -1634,7 +1634,7 @@
         <mc:AlternateContent>
           <mc:Choice Requires="wps">
             <w:drawing>
-              <wp:anchor distT="0" distB="0" distL="114300" distR="114300" simplePos="0" relativeHeight="251658752" behindDoc="0" locked="0" layoutInCell="1" allowOverlap="1" wp14:anchorId="19E48443" wp14:editId="73BFCA49">
+              <wp:anchor distT="0" distB="0" distL="114300" distR="114300" simplePos="0" relativeHeight="251654656" behindDoc="0" locked="0" layoutInCell="1" allowOverlap="1" wp14:anchorId="19E48443" wp14:editId="538FBDF2">
                 <wp:simplePos x="0" y="0"/>
                 <wp:positionH relativeFrom="column">
                   <wp:posOffset>5572125</wp:posOffset>
@@ -1696,7 +1696,7 @@
           </mc:Choice>
           <mc:Fallback>
             <w:pict>
-              <v:shapetype w14:anchorId="4A3E578E" id="_x0000_t13" coordsize="21600,21600" o:spt="13" adj="16200,5400" path="m@0,l@0@1,0@1,0@2@0@2@0,21600,21600,10800xe">
+              <v:shapetype w14:anchorId="6F17427D" id="_x0000_t13" coordsize="21600,21600" o:spt="13" adj="16200,5400" path="m@0,l@0@1,0@1,0@2@0@2@0,21600,21600,10800xe">
                 <v:stroke joinstyle="miter"/>
                 <v:formulas>
                   <v:f eqn="val #0"/>
@@ -1712,7 +1712,7 @@
                   <v:h position="#0,#1" xrange="0,21600" yrange="0,10800"/>
                 </v:handles>
               </v:shapetype>
-              <v:shape id="Arrow: Right 4" o:spid="_x0000_s1026" type="#_x0000_t13" style="position:absolute;left:0;text-align:left;margin-left:438.75pt;margin-top:758.65pt;width:77.25pt;height:22.95pt;z-index:251658752;visibility:visible;mso-wrap-style:square;mso-width-percent:0;mso-height-percent:0;mso-wrap-distance-left:9pt;mso-wrap-distance-top:0;mso-wrap-distance-right:9pt;mso-wrap-distance-bottom:0;mso-position-horizontal:absolute;mso-position-horizontal-relative:text;mso-position-vertical:absolute;mso-position-vertical-relative:text;mso-width-percent:0;mso-height-percent:0;mso-width-relative:margin;mso-height-relative:margin;v-text-anchor:middle" o:gfxdata="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" adj="18391" fillcolor="#5b9bd5 [3204]" strokecolor="#091723 [484]" strokeweight="1pt"/>
+              <v:shape id="Arrow: Right 4" o:spid="_x0000_s1026" type="#_x0000_t13" style="position:absolute;margin-left:438.75pt;margin-top:758.65pt;width:77.25pt;height:22.95pt;z-index:251654656;visibility:visible;mso-wrap-style:square;mso-width-percent:0;mso-height-percent:0;mso-wrap-distance-left:9pt;mso-wrap-distance-top:0;mso-wrap-distance-right:9pt;mso-wrap-distance-bottom:0;mso-position-horizontal:absolute;mso-position-horizontal-relative:text;mso-position-vertical:absolute;mso-position-vertical-relative:text;mso-width-percent:0;mso-height-percent:0;mso-width-relative:margin;mso-height-relative:margin;v-text-anchor:middle" o:gfxdata="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" adj="18391" fillcolor="#5b9bd5 [3204]" strokecolor="#091723 [484]" strokeweight="1pt"/>
             </w:pict>
           </mc:Fallback>
         </mc:AlternateContent>
@@ -1797,6 +1797,132 @@
               <w:rPr>
                 <w:noProof/>
               </w:rPr>
+              <mc:AlternateContent>
+                <mc:Choice Requires="wps">
+                  <w:drawing>
+                    <wp:anchor distT="0" distB="0" distL="114300" distR="114300" simplePos="0" relativeHeight="251660800" behindDoc="0" locked="0" layoutInCell="1" allowOverlap="1" wp14:anchorId="395069D7" wp14:editId="52F03CB9">
+                      <wp:simplePos x="0" y="0"/>
+                      <wp:positionH relativeFrom="column">
+                        <wp:posOffset>2337758</wp:posOffset>
+                      </wp:positionH>
+                      <wp:positionV relativeFrom="paragraph">
+                        <wp:posOffset>804042</wp:posOffset>
+                      </wp:positionV>
+                      <wp:extent cx="1828800" cy="1035170"/>
+                      <wp:effectExtent l="0" t="0" r="19050" b="31750"/>
+                      <wp:wrapNone/>
+                      <wp:docPr id="387103991" name="Straight Connector 9"/>
+                      <wp:cNvGraphicFramePr/>
+                      <a:graphic xmlns:a="http://schemas.openxmlformats.org/drawingml/2006/main">
+                        <a:graphicData uri="http://schemas.microsoft.com/office/word/2010/wordprocessingShape">
+                          <wps:wsp>
+                            <wps:cNvCnPr/>
+                            <wps:spPr>
+                              <a:xfrm>
+                                <a:off x="0" y="0"/>
+                                <a:ext cx="1828800" cy="1035170"/>
+                              </a:xfrm>
+                              <a:prstGeom prst="line">
+                                <a:avLst/>
+                              </a:prstGeom>
+                            </wps:spPr>
+                            <wps:style>
+                              <a:lnRef idx="3">
+                                <a:schemeClr val="dk1"/>
+                              </a:lnRef>
+                              <a:fillRef idx="0">
+                                <a:schemeClr val="dk1"/>
+                              </a:fillRef>
+                              <a:effectRef idx="2">
+                                <a:schemeClr val="dk1"/>
+                              </a:effectRef>
+                              <a:fontRef idx="minor">
+                                <a:schemeClr val="tx1"/>
+                              </a:fontRef>
+                            </wps:style>
+                            <wps:bodyPr/>
+                          </wps:wsp>
+                        </a:graphicData>
+                      </a:graphic>
+                    </wp:anchor>
+                  </w:drawing>
+                </mc:Choice>
+                <mc:Fallback>
+                  <w:pict>
+                    <v:line w14:anchorId="13351261" id="Straight Connector 9" o:spid="_x0000_s1026" style="position:absolute;z-index:251660800;visibility:visible;mso-wrap-style:square;mso-wrap-distance-left:9pt;mso-wrap-distance-top:0;mso-wrap-distance-right:9pt;mso-wrap-distance-bottom:0;mso-position-horizontal:absolute;mso-position-horizontal-relative:text;mso-position-vertical:absolute;mso-position-vertical-relative:text" from="184.1pt,63.3pt" to="328.1pt,144.8pt" o:gfxdata="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" strokecolor="black [3200]" strokeweight="1.5pt">
+                      <v:stroke joinstyle="miter"/>
+                    </v:line>
+                  </w:pict>
+                </mc:Fallback>
+              </mc:AlternateContent>
+            </w:r>
+            <w:r>
+              <w:rPr>
+                <w:noProof/>
+              </w:rPr>
+              <mc:AlternateContent>
+                <mc:Choice Requires="wps">
+                  <w:drawing>
+                    <wp:anchor distT="0" distB="0" distL="114300" distR="114300" simplePos="0" relativeHeight="251659776" behindDoc="0" locked="0" layoutInCell="1" allowOverlap="1" wp14:anchorId="2BD78DB8" wp14:editId="74A0ABEB">
+                      <wp:simplePos x="0" y="0"/>
+                      <wp:positionH relativeFrom="column">
+                        <wp:posOffset>3027872</wp:posOffset>
+                      </wp:positionH>
+                      <wp:positionV relativeFrom="paragraph">
+                        <wp:posOffset>597007</wp:posOffset>
+                      </wp:positionV>
+                      <wp:extent cx="1190445" cy="1147313"/>
+                      <wp:effectExtent l="0" t="0" r="29210" b="34290"/>
+                      <wp:wrapNone/>
+                      <wp:docPr id="165694517" name="Straight Connector 8"/>
+                      <wp:cNvGraphicFramePr/>
+                      <a:graphic xmlns:a="http://schemas.openxmlformats.org/drawingml/2006/main">
+                        <a:graphicData uri="http://schemas.microsoft.com/office/word/2010/wordprocessingShape">
+                          <wps:wsp>
+                            <wps:cNvCnPr/>
+                            <wps:spPr>
+                              <a:xfrm flipH="1">
+                                <a:off x="0" y="0"/>
+                                <a:ext cx="1190445" cy="1147313"/>
+                              </a:xfrm>
+                              <a:prstGeom prst="line">
+                                <a:avLst/>
+                              </a:prstGeom>
+                            </wps:spPr>
+                            <wps:style>
+                              <a:lnRef idx="3">
+                                <a:schemeClr val="dk1"/>
+                              </a:lnRef>
+                              <a:fillRef idx="0">
+                                <a:schemeClr val="dk1"/>
+                              </a:fillRef>
+                              <a:effectRef idx="2">
+                                <a:schemeClr val="dk1"/>
+                              </a:effectRef>
+                              <a:fontRef idx="minor">
+                                <a:schemeClr val="tx1"/>
+                              </a:fontRef>
+                            </wps:style>
+                            <wps:bodyPr/>
+                          </wps:wsp>
+                        </a:graphicData>
+                      </a:graphic>
+                    </wp:anchor>
+                  </w:drawing>
+                </mc:Choice>
+                <mc:Fallback>
+                  <w:pict>
+                    <v:line w14:anchorId="55B31DC1" id="Straight Connector 8" o:spid="_x0000_s1026" style="position:absolute;flip:x;z-index:251659776;visibility:visible;mso-wrap-style:square;mso-wrap-distance-left:9pt;mso-wrap-distance-top:0;mso-wrap-distance-right:9pt;mso-wrap-distance-bottom:0;mso-position-horizontal:absolute;mso-position-horizontal-relative:text;mso-position-vertical:absolute;mso-position-vertical-relative:text" from="238.4pt,47pt" to="332.15pt,137.35pt" o:gfxdata="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" strokecolor="black [3200]" strokeweight="1.5pt">
+                      <v:stroke joinstyle="miter"/>
+                    </v:line>
+                  </w:pict>
+                </mc:Fallback>
+              </mc:AlternateContent>
+            </w:r>
+            <w:r>
+              <w:rPr>
+                <w:noProof/>
+              </w:rPr>
               <w:drawing>
                 <wp:inline distT="0" distB="0" distL="0" distR="0" wp14:anchorId="3A7C004E" wp14:editId="43F9D5D2">
                   <wp:extent cx="1271905" cy="1146576"/>
@@ -1991,40 +2117,7 @@
                 <w:szCs w:val="72"/>
                 <w:lang w:bidi="ar-EG"/>
               </w:rPr>
-              <w:t>S</w:t>
-            </w:r>
-            <w:r>
-              <w:rPr>
-                <w:rFonts w:cstheme="minorHAnsi"/>
-                <w:b/>
-                <w:bCs/>
-                <w:sz w:val="72"/>
-                <w:szCs w:val="72"/>
-                <w:lang w:bidi="ar-EG"/>
-              </w:rPr>
-              <w:t xml:space="preserve">top </w:t>
-            </w:r>
-            <w:r>
-              <w:rPr>
-                <w:rFonts w:cstheme="minorHAnsi"/>
-                <w:b/>
-                <w:bCs/>
-                <w:sz w:val="72"/>
-                <w:szCs w:val="72"/>
-                <w:lang w:bidi="ar-EG"/>
-              </w:rPr>
-              <w:t>S</w:t>
-            </w:r>
-            <w:r>
-              <w:rPr>
-                <w:rFonts w:cstheme="minorHAnsi"/>
-                <w:b/>
-                <w:bCs/>
-                <w:sz w:val="72"/>
-                <w:szCs w:val="72"/>
-                <w:lang w:bidi="ar-EG"/>
-              </w:rPr>
-              <w:t>ign</w:t>
+              <w:t>Stop Sign</w:t>
             </w:r>
           </w:p>
         </w:tc>
@@ -2047,6 +2140,72 @@
                 <w:szCs w:val="36"/>
               </w:rPr>
             </w:pPr>
+            <w:r>
+              <w:rPr>
+                <w:rFonts w:ascii="Lucida Bright" w:hAnsi="Lucida Bright"/>
+                <w:noProof/>
+                <w:sz w:val="36"/>
+                <w:szCs w:val="36"/>
+              </w:rPr>
+              <mc:AlternateContent>
+                <mc:Choice Requires="wps">
+                  <w:drawing>
+                    <wp:anchor distT="0" distB="0" distL="114300" distR="114300" simplePos="0" relativeHeight="251662848" behindDoc="0" locked="0" layoutInCell="1" allowOverlap="1" wp14:anchorId="11B9FE46" wp14:editId="3E4118C1">
+                      <wp:simplePos x="0" y="0"/>
+                      <wp:positionH relativeFrom="column">
+                        <wp:posOffset>2350207</wp:posOffset>
+                      </wp:positionH>
+                      <wp:positionV relativeFrom="paragraph">
+                        <wp:posOffset>772124</wp:posOffset>
+                      </wp:positionV>
+                      <wp:extent cx="1755967" cy="8626"/>
+                      <wp:effectExtent l="0" t="0" r="15875" b="29845"/>
+                      <wp:wrapNone/>
+                      <wp:docPr id="409763901" name="Straight Connector 10"/>
+                      <wp:cNvGraphicFramePr/>
+                      <a:graphic xmlns:a="http://schemas.openxmlformats.org/drawingml/2006/main">
+                        <a:graphicData uri="http://schemas.microsoft.com/office/word/2010/wordprocessingShape">
+                          <wps:wsp>
+                            <wps:cNvCnPr/>
+                            <wps:spPr>
+                              <a:xfrm flipH="1">
+                                <a:off x="0" y="0"/>
+                                <a:ext cx="1755967" cy="8626"/>
+                              </a:xfrm>
+                              <a:prstGeom prst="line">
+                                <a:avLst/>
+                              </a:prstGeom>
+                            </wps:spPr>
+                            <wps:style>
+                              <a:lnRef idx="3">
+                                <a:schemeClr val="dk1"/>
+                              </a:lnRef>
+                              <a:fillRef idx="0">
+                                <a:schemeClr val="dk1"/>
+                              </a:fillRef>
+                              <a:effectRef idx="2">
+                                <a:schemeClr val="dk1"/>
+                              </a:effectRef>
+                              <a:fontRef idx="minor">
+                                <a:schemeClr val="tx1"/>
+                              </a:fontRef>
+                            </wps:style>
+                            <wps:bodyPr/>
+                          </wps:wsp>
+                        </a:graphicData>
+                      </a:graphic>
+                    </wp:anchor>
+                  </w:drawing>
+                </mc:Choice>
+                <mc:Fallback>
+                  <w:pict>
+                    <v:line w14:anchorId="6A37E4E0" id="Straight Connector 10" o:spid="_x0000_s1026" style="position:absolute;flip:x;z-index:251662848;visibility:visible;mso-wrap-style:square;mso-wrap-distance-left:9pt;mso-wrap-distance-top:0;mso-wrap-distance-right:9pt;mso-wrap-distance-bottom:0;mso-position-horizontal:absolute;mso-position-horizontal-relative:text;mso-position-vertical:absolute;mso-position-vertical-relative:text" from="185.05pt,60.8pt" to="323.3pt,61.5pt" o:gfxdata="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" strokecolor="black [3200]" strokeweight="1.5pt">
+                      <v:stroke joinstyle="miter"/>
+                    </v:line>
+                  </w:pict>
+                </mc:Fallback>
+              </mc:AlternateContent>
+            </w:r>
             <w:r>
               <w:rPr>
                 <w:rFonts w:ascii="Lucida Bright" w:hAnsi="Lucida Bright"/>
@@ -2159,6 +2318,138 @@
                 <w:szCs w:val="36"/>
               </w:rPr>
             </w:pPr>
+            <w:r>
+              <w:rPr>
+                <w:bCs/>
+                <w:noProof/>
+                <w:sz w:val="36"/>
+                <w:szCs w:val="36"/>
+              </w:rPr>
+              <mc:AlternateContent>
+                <mc:Choice Requires="wps">
+                  <w:drawing>
+                    <wp:anchor distT="0" distB="0" distL="114300" distR="114300" simplePos="0" relativeHeight="251665920" behindDoc="0" locked="0" layoutInCell="1" allowOverlap="1" wp14:anchorId="3A012B8D" wp14:editId="4BCB931C">
+                      <wp:simplePos x="0" y="0"/>
+                      <wp:positionH relativeFrom="column">
+                        <wp:posOffset>2337757</wp:posOffset>
+                      </wp:positionH>
+                      <wp:positionV relativeFrom="paragraph">
+                        <wp:posOffset>807121</wp:posOffset>
+                      </wp:positionV>
+                      <wp:extent cx="2087593" cy="1130060"/>
+                      <wp:effectExtent l="0" t="0" r="27305" b="32385"/>
+                      <wp:wrapNone/>
+                      <wp:docPr id="1815702748" name="Straight Connector 12"/>
+                      <wp:cNvGraphicFramePr/>
+                      <a:graphic xmlns:a="http://schemas.openxmlformats.org/drawingml/2006/main">
+                        <a:graphicData uri="http://schemas.microsoft.com/office/word/2010/wordprocessingShape">
+                          <wps:wsp>
+                            <wps:cNvCnPr/>
+                            <wps:spPr>
+                              <a:xfrm>
+                                <a:off x="0" y="0"/>
+                                <a:ext cx="2087593" cy="1130060"/>
+                              </a:xfrm>
+                              <a:prstGeom prst="line">
+                                <a:avLst/>
+                              </a:prstGeom>
+                            </wps:spPr>
+                            <wps:style>
+                              <a:lnRef idx="3">
+                                <a:schemeClr val="dk1"/>
+                              </a:lnRef>
+                              <a:fillRef idx="0">
+                                <a:schemeClr val="dk1"/>
+                              </a:fillRef>
+                              <a:effectRef idx="2">
+                                <a:schemeClr val="dk1"/>
+                              </a:effectRef>
+                              <a:fontRef idx="minor">
+                                <a:schemeClr val="tx1"/>
+                              </a:fontRef>
+                            </wps:style>
+                            <wps:bodyPr/>
+                          </wps:wsp>
+                        </a:graphicData>
+                      </a:graphic>
+                    </wp:anchor>
+                  </w:drawing>
+                </mc:Choice>
+                <mc:Fallback>
+                  <w:pict>
+                    <v:line w14:anchorId="3D30FEE5" id="Straight Connector 12" o:spid="_x0000_s1026" style="position:absolute;z-index:251665920;visibility:visible;mso-wrap-style:square;mso-wrap-distance-left:9pt;mso-wrap-distance-top:0;mso-wrap-distance-right:9pt;mso-wrap-distance-bottom:0;mso-position-horizontal:absolute;mso-position-horizontal-relative:text;mso-position-vertical:absolute;mso-position-vertical-relative:text" from="184.1pt,63.55pt" to="348.5pt,152.55pt" o:gfxdata="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" strokecolor="black [3200]" strokeweight="1.5pt">
+                      <v:stroke joinstyle="miter"/>
+                    </v:line>
+                  </w:pict>
+                </mc:Fallback>
+              </mc:AlternateContent>
+            </w:r>
+            <w:r>
+              <w:rPr>
+                <w:bCs/>
+                <w:noProof/>
+                <w:sz w:val="36"/>
+                <w:szCs w:val="36"/>
+              </w:rPr>
+              <mc:AlternateContent>
+                <mc:Choice Requires="wps">
+                  <w:drawing>
+                    <wp:anchor distT="0" distB="0" distL="114300" distR="114300" simplePos="0" relativeHeight="251663872" behindDoc="0" locked="0" layoutInCell="1" allowOverlap="1" wp14:anchorId="6E3BD10A" wp14:editId="625F824C">
+                      <wp:simplePos x="0" y="0"/>
+                      <wp:positionH relativeFrom="column">
+                        <wp:posOffset>2415396</wp:posOffset>
+                      </wp:positionH>
+                      <wp:positionV relativeFrom="paragraph">
+                        <wp:posOffset>669098</wp:posOffset>
+                      </wp:positionV>
+                      <wp:extent cx="1509623" cy="1112808"/>
+                      <wp:effectExtent l="0" t="0" r="33655" b="30480"/>
+                      <wp:wrapNone/>
+                      <wp:docPr id="1793727284" name="Straight Connector 11"/>
+                      <wp:cNvGraphicFramePr/>
+                      <a:graphic xmlns:a="http://schemas.openxmlformats.org/drawingml/2006/main">
+                        <a:graphicData uri="http://schemas.microsoft.com/office/word/2010/wordprocessingShape">
+                          <wps:wsp>
+                            <wps:cNvCnPr/>
+                            <wps:spPr>
+                              <a:xfrm flipH="1">
+                                <a:off x="0" y="0"/>
+                                <a:ext cx="1509623" cy="1112808"/>
+                              </a:xfrm>
+                              <a:prstGeom prst="line">
+                                <a:avLst/>
+                              </a:prstGeom>
+                            </wps:spPr>
+                            <wps:style>
+                              <a:lnRef idx="3">
+                                <a:schemeClr val="dk1"/>
+                              </a:lnRef>
+                              <a:fillRef idx="0">
+                                <a:schemeClr val="dk1"/>
+                              </a:fillRef>
+                              <a:effectRef idx="2">
+                                <a:schemeClr val="dk1"/>
+                              </a:effectRef>
+                              <a:fontRef idx="minor">
+                                <a:schemeClr val="tx1"/>
+                              </a:fontRef>
+                            </wps:style>
+                            <wps:bodyPr/>
+                          </wps:wsp>
+                        </a:graphicData>
+                      </a:graphic>
+                    </wp:anchor>
+                  </w:drawing>
+                </mc:Choice>
+                <mc:Fallback>
+                  <w:pict>
+                    <v:line w14:anchorId="0B7B23B6" id="Straight Connector 11" o:spid="_x0000_s1026" style="position:absolute;flip:x;z-index:251663872;visibility:visible;mso-wrap-style:square;mso-wrap-distance-left:9pt;mso-wrap-distance-top:0;mso-wrap-distance-right:9pt;mso-wrap-distance-bottom:0;mso-position-horizontal:absolute;mso-position-horizontal-relative:text;mso-position-vertical:absolute;mso-position-vertical-relative:text" from="190.2pt,52.7pt" to="309.05pt,140.3pt" o:gfxdata="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" strokecolor="black [3200]" strokeweight="1.5pt">
+                      <v:stroke joinstyle="miter"/>
+                    </v:line>
+                  </w:pict>
+                </mc:Fallback>
+              </mc:AlternateContent>
+            </w:r>
             <w:r>
               <w:rPr>
                 <w:bCs/>
@@ -2634,7 +2925,7 @@
               <mc:AlternateContent>
                 <mc:Choice Requires="wps">
                   <w:drawing>
-                    <wp:anchor distT="0" distB="0" distL="114300" distR="114300" simplePos="0" relativeHeight="251662336" behindDoc="0" locked="0" layoutInCell="1" allowOverlap="1" wp14:anchorId="76195C33" wp14:editId="1FC054D2">
+                    <wp:anchor distT="0" distB="0" distL="114300" distR="114300" simplePos="0" relativeHeight="251651072" behindDoc="0" locked="0" layoutInCell="1" allowOverlap="1" wp14:anchorId="76195C33" wp14:editId="7B89AA16">
                       <wp:simplePos x="0" y="0"/>
                       <wp:positionH relativeFrom="column">
                         <wp:posOffset>-630555</wp:posOffset>
@@ -2689,7 +2980,7 @@
                 </mc:Choice>
                 <mc:Fallback>
                   <w:pict>
-                    <v:line w14:anchorId="4BF1B837" id="Straight Connector 3" o:spid="_x0000_s1026" style="position:absolute;left:0;text-align:left;flip:x;z-index:251662336;visibility:visible;mso-wrap-style:square;mso-width-percent:0;mso-height-percent:0;mso-wrap-distance-left:9pt;mso-wrap-distance-top:0;mso-wrap-distance-right:9pt;mso-wrap-distance-bottom:0;mso-position-horizontal:absolute;mso-position-horizontal-relative:text;mso-position-vertical:absolute;mso-position-vertical-relative:text;mso-width-percent:0;mso-height-percent:0;mso-width-relative:margin;mso-height-relative:margin" from="-49.65pt,11.95pt" to="-49.65pt,281.45pt" o:gfxdata="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" strokecolor="black [3200]" strokeweight="1.5pt">
+                    <v:line w14:anchorId="25A9FA7F" id="Straight Connector 3" o:spid="_x0000_s1026" style="position:absolute;flip:x;z-index:251651072;visibility:visible;mso-wrap-style:square;mso-width-percent:0;mso-height-percent:0;mso-wrap-distance-left:9pt;mso-wrap-distance-top:0;mso-wrap-distance-right:9pt;mso-wrap-distance-bottom:0;mso-position-horizontal:absolute;mso-position-horizontal-relative:text;mso-position-vertical:absolute;mso-position-vertical-relative:text;mso-width-percent:0;mso-height-percent:0;mso-width-relative:margin;mso-height-relative:margin" from="-49.65pt,11.95pt" to="-49.65pt,281.45pt" o:gfxdata="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" strokecolor="black [3200]" strokeweight="1.5pt">
                       <v:stroke joinstyle="miter"/>
                     </v:line>
                   </w:pict>
@@ -2714,6 +3005,124 @@
           <w:lang w:eastAsia="ar-SA" w:bidi="ar-EG"/>
         </w:rPr>
       </w:pPr>
+      <w:r>
+        <w:rPr>
+          <w:rFonts w:ascii="Calibri" w:eastAsia="Calibri" w:hAnsi="Calibri" w:cs="Calibri"/>
+          <w:b/>
+          <w:bCs/>
+          <w:noProof/>
+          <w:sz w:val="44"/>
+          <w:szCs w:val="44"/>
+          <w:u w:val="single"/>
+          <w:lang w:eastAsia="ar-SA"/>
+        </w:rPr>
+        <mc:AlternateContent>
+          <mc:Choice Requires="wps">
+            <w:drawing>
+              <wp:anchor distT="45720" distB="45720" distL="114300" distR="114300" simplePos="0" relativeHeight="251654144" behindDoc="0" locked="0" layoutInCell="1" allowOverlap="1" wp14:anchorId="741996B8" wp14:editId="4C76D789">
+                <wp:simplePos x="0" y="0"/>
+                <wp:positionH relativeFrom="column">
+                  <wp:posOffset>1871932</wp:posOffset>
+                </wp:positionH>
+                <wp:positionV relativeFrom="paragraph">
+                  <wp:posOffset>107878</wp:posOffset>
+                </wp:positionV>
+                <wp:extent cx="2190690" cy="1404620"/>
+                <wp:effectExtent l="0" t="0" r="19685" b="20955"/>
+                <wp:wrapNone/>
+                <wp:docPr id="1114706374" name="Text Box 2"/>
+                <wp:cNvGraphicFramePr>
+                  <a:graphicFrameLocks xmlns:a="http://schemas.openxmlformats.org/drawingml/2006/main"/>
+                </wp:cNvGraphicFramePr>
+                <a:graphic xmlns:a="http://schemas.openxmlformats.org/drawingml/2006/main">
+                  <a:graphicData uri="http://schemas.microsoft.com/office/word/2010/wordprocessingShape">
+                    <wps:wsp>
+                      <wps:cNvSpPr txBox="1">
+                        <a:spLocks noChangeArrowheads="1"/>
+                      </wps:cNvSpPr>
+                      <wps:spPr bwMode="auto">
+                        <a:xfrm>
+                          <a:off x="0" y="0"/>
+                          <a:ext cx="2190690" cy="1404620"/>
+                        </a:xfrm>
+                        <a:prstGeom prst="rect">
+                          <a:avLst/>
+                        </a:prstGeom>
+                        <a:noFill/>
+                        <a:ln w="9525">
+                          <a:solidFill>
+                            <a:srgbClr val="000000"/>
+                          </a:solidFill>
+                          <a:miter lim="800000"/>
+                          <a:headEnd/>
+                          <a:tailEnd/>
+                        </a:ln>
+                      </wps:spPr>
+                      <wps:txbx>
+                        <w:txbxContent>
+                          <w:p>
+                            <w:pPr>
+                              <w:bidi w:val="0"/>
+                              <w:jc w:val="center"/>
+                            </w:pPr>
+                            <w:r>
+                              <w:rPr>
+                                <w:rFonts w:ascii="Calibri" w:eastAsia="Calibri" w:hAnsi="Calibri" w:cs="Calibri"/>
+                                <w:sz w:val="36"/>
+                                <w:szCs w:val="36"/>
+                                <w:lang w:eastAsia="ar-SA" w:bidi="ar-EG"/>
+                              </w:rPr>
+                              <w:t>21.0 cm</w:t>
+                            </w:r>
+                          </w:p>
+                        </w:txbxContent>
+                      </wps:txbx>
+                      <wps:bodyPr rot="0" vert="horz" wrap="square" lIns="91440" tIns="45720" rIns="91440" bIns="45720" anchor="t" anchorCtr="0">
+                        <a:spAutoFit/>
+                      </wps:bodyPr>
+                    </wps:wsp>
+                  </a:graphicData>
+                </a:graphic>
+                <wp14:sizeRelH relativeFrom="margin">
+                  <wp14:pctWidth>0</wp14:pctWidth>
+                </wp14:sizeRelH>
+                <wp14:sizeRelV relativeFrom="margin">
+                  <wp14:pctHeight>0</wp14:pctHeight>
+                </wp14:sizeRelV>
+              </wp:anchor>
+            </w:drawing>
+          </mc:Choice>
+          <mc:Fallback>
+            <w:pict>
+              <v:shapetype w14:anchorId="741996B8" id="_x0000_t202" coordsize="21600,21600" o:spt="202" path="m,l,21600r21600,l21600,xe">
+                <v:stroke joinstyle="miter"/>
+                <v:path gradientshapeok="t" o:connecttype="rect"/>
+              </v:shapetype>
+              <v:shape id="Text Box 2" o:spid="_x0000_s1026" type="#_x0000_t202" style="position:absolute;margin-left:147.4pt;margin-top:8.5pt;width:172.5pt;height:110.6pt;z-index:251654144;visibility:visible;mso-wrap-style:square;mso-width-percent:0;mso-height-percent:0;mso-wrap-distance-left:9pt;mso-wrap-distance-top:3.6pt;mso-wrap-distance-right:9pt;mso-wrap-distance-bottom:3.6pt;mso-position-horizontal:absolute;mso-position-horizontal-relative:text;mso-position-vertical:absolute;mso-position-vertical-relative:text;mso-width-percent:0;mso-height-percent:0;mso-width-relative:margin;mso-height-relative:margin;v-text-anchor:top" o:gfxdata="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" filled="f">
+                <v:textbox style="mso-fit-shape-to-text:t">
+                  <w:txbxContent>
+                    <w:p>
+                      <w:pPr>
+                        <w:bidi w:val="0"/>
+                        <w:jc w:val="center"/>
+                      </w:pPr>
+                      <w:r>
+                        <w:rPr>
+                          <w:rFonts w:ascii="Calibri" w:eastAsia="Calibri" w:hAnsi="Calibri" w:cs="Calibri"/>
+                          <w:sz w:val="36"/>
+                          <w:szCs w:val="36"/>
+                          <w:lang w:eastAsia="ar-SA" w:bidi="ar-EG"/>
+                        </w:rPr>
+                        <w:t>21.0 cm</w:t>
+                      </w:r>
+                    </w:p>
+                  </w:txbxContent>
+                </v:textbox>
+              </v:shape>
+            </w:pict>
+          </mc:Fallback>
+        </mc:AlternateContent>
+      </w:r>
     </w:p>
     <w:p>
       <w:pPr>
@@ -2743,7 +3152,7 @@
         <mc:AlternateContent>
           <mc:Choice Requires="wps">
             <w:drawing>
-              <wp:anchor distT="0" distB="0" distL="114300" distR="114300" simplePos="0" relativeHeight="251672576" behindDoc="0" locked="0" layoutInCell="1" allowOverlap="1" wp14:anchorId="175A444B" wp14:editId="3082D155">
+              <wp:anchor distT="0" distB="0" distL="114300" distR="114300" simplePos="0" relativeHeight="251656704" behindDoc="0" locked="0" layoutInCell="1" allowOverlap="1" wp14:anchorId="175A444B" wp14:editId="06378ED2">
                 <wp:simplePos x="0" y="0"/>
                 <wp:positionH relativeFrom="column">
                   <wp:posOffset>1883229</wp:posOffset>
@@ -2798,7 +3207,7 @@
           </mc:Choice>
           <mc:Fallback>
             <w:pict>
-              <v:line w14:anchorId="0DCF0F35" id="Straight Connector 3" o:spid="_x0000_s1026" style="position:absolute;left:0;text-align:left;z-index:251672576;visibility:visible;mso-wrap-style:square;mso-width-percent:0;mso-height-percent:0;mso-wrap-distance-left:9pt;mso-wrap-distance-top:0;mso-wrap-distance-right:9pt;mso-wrap-distance-bottom:0;mso-position-horizontal:absolute;mso-position-horizontal-relative:text;mso-position-vertical:absolute;mso-position-vertical-relative:text;mso-width-percent:0;mso-height-percent:0;mso-width-relative:margin;mso-height-relative:margin" from="148.3pt,18.85pt" to="321pt,18.85pt" o:gfxdata="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" strokecolor="black [3200]" strokeweight="1.5pt">
+              <v:line w14:anchorId="4F738592" id="Straight Connector 3" o:spid="_x0000_s1026" style="position:absolute;z-index:251656704;visibility:visible;mso-wrap-style:square;mso-width-percent:0;mso-height-percent:0;mso-wrap-distance-left:9pt;mso-wrap-distance-top:0;mso-wrap-distance-right:9pt;mso-wrap-distance-bottom:0;mso-position-horizontal:absolute;mso-position-horizontal-relative:text;mso-position-vertical:absolute;mso-position-vertical-relative:text;mso-width-percent:0;mso-height-percent:0;mso-width-relative:margin;mso-height-relative:margin" from="148.3pt,18.85pt" to="321pt,18.85pt" o:gfxdata="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" strokecolor="black [3200]" strokeweight="1.5pt">
                 <v:stroke joinstyle="miter"/>
               </v:line>
             </w:pict>
@@ -2832,7 +3241,7 @@
           <w:lang w:bidi="ar-EG"/>
         </w:rPr>
         <w:drawing>
-          <wp:anchor distT="0" distB="0" distL="114300" distR="114300" simplePos="0" relativeHeight="251654144" behindDoc="0" locked="0" layoutInCell="1" allowOverlap="1" wp14:anchorId="3B212453" wp14:editId="12BBDEA0">
+          <wp:anchor distT="0" distB="0" distL="114300" distR="114300" simplePos="0" relativeHeight="251649536" behindDoc="0" locked="0" layoutInCell="1" allowOverlap="1" wp14:anchorId="3B212453" wp14:editId="25F72A4F">
             <wp:simplePos x="0" y="0"/>
             <wp:positionH relativeFrom="column">
               <wp:posOffset>2054134</wp:posOffset>
@@ -2911,7 +3320,7 @@
         <mc:AlternateContent>
           <mc:Choice Requires="wps">
             <w:drawing>
-              <wp:anchor distT="0" distB="0" distL="114300" distR="114300" simplePos="0" relativeHeight="251677696" behindDoc="0" locked="0" layoutInCell="1" allowOverlap="1" wp14:anchorId="08F6402F" wp14:editId="25A589F0">
+              <wp:anchor distT="0" distB="0" distL="114300" distR="114300" simplePos="0" relativeHeight="251658752" behindDoc="0" locked="0" layoutInCell="1" allowOverlap="1" wp14:anchorId="08F6402F" wp14:editId="5F9F12CA">
                 <wp:simplePos x="0" y="0"/>
                 <wp:positionH relativeFrom="column">
                   <wp:posOffset>1828800</wp:posOffset>
@@ -2966,7 +3375,7 @@
           </mc:Choice>
           <mc:Fallback>
             <w:pict>
-              <v:line w14:anchorId="5B691A2D" id="Straight Connector 3" o:spid="_x0000_s1026" style="position:absolute;left:0;text-align:left;flip:x;z-index:251677696;visibility:visible;mso-wrap-style:square;mso-width-percent:0;mso-height-percent:0;mso-wrap-distance-left:9pt;mso-wrap-distance-top:0;mso-wrap-distance-right:9pt;mso-wrap-distance-bottom:0;mso-position-horizontal:absolute;mso-position-horizontal-relative:text;mso-position-vertical:absolute;mso-position-vertical-relative:text;mso-width-percent:0;mso-height-percent:0;mso-width-relative:margin;mso-height-relative:margin" from="2in,1.5pt" to="2in,198pt" o:gfxdata="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" strokecolor="black [3200]" strokeweight="1.5pt">
+              <v:line w14:anchorId="695141C4" id="Straight Connector 3" o:spid="_x0000_s1026" style="position:absolute;flip:x;z-index:251658752;visibility:visible;mso-wrap-style:square;mso-width-percent:0;mso-height-percent:0;mso-wrap-distance-left:9pt;mso-wrap-distance-top:0;mso-wrap-distance-right:9pt;mso-wrap-distance-bottom:0;mso-position-horizontal:absolute;mso-position-horizontal-relative:text;mso-position-vertical:absolute;mso-position-vertical-relative:text;mso-width-percent:0;mso-height-percent:0;mso-width-relative:margin;mso-height-relative:margin" from="2in,1.5pt" to="2in,198pt" o:gfxdata="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" strokecolor="black [3200]" strokeweight="1.5pt">
                 <v:stroke joinstyle="miter"/>
               </v:line>
             </w:pict>
@@ -2990,6 +3399,120 @@
           <w:lang w:eastAsia="ar-SA"/>
         </w:rPr>
       </w:pPr>
+      <w:r>
+        <w:rPr>
+          <w:rFonts w:ascii="Calibri" w:eastAsia="Calibri" w:hAnsi="Calibri" w:cs="Calibri"/>
+          <w:b/>
+          <w:bCs/>
+          <w:noProof/>
+          <w:sz w:val="44"/>
+          <w:szCs w:val="44"/>
+          <w:u w:val="single"/>
+          <w:lang w:eastAsia="ar-SA"/>
+        </w:rPr>
+        <mc:AlternateContent>
+          <mc:Choice Requires="wps">
+            <w:drawing>
+              <wp:anchor distT="45720" distB="45720" distL="114300" distR="114300" simplePos="0" relativeHeight="251657216" behindDoc="0" locked="0" layoutInCell="1" allowOverlap="1" wp14:anchorId="585C3233" wp14:editId="1C6EBEEC">
+                <wp:simplePos x="0" y="0"/>
+                <wp:positionH relativeFrom="column">
+                  <wp:posOffset>1060396</wp:posOffset>
+                </wp:positionH>
+                <wp:positionV relativeFrom="paragraph">
+                  <wp:posOffset>214948</wp:posOffset>
+                </wp:positionV>
+                <wp:extent cx="2190690" cy="1404620"/>
+                <wp:effectExtent l="0" t="8890" r="10795" b="10795"/>
+                <wp:wrapNone/>
+                <wp:docPr id="1000726940" name="Text Box 2"/>
+                <wp:cNvGraphicFramePr>
+                  <a:graphicFrameLocks xmlns:a="http://schemas.openxmlformats.org/drawingml/2006/main"/>
+                </wp:cNvGraphicFramePr>
+                <a:graphic xmlns:a="http://schemas.openxmlformats.org/drawingml/2006/main">
+                  <a:graphicData uri="http://schemas.microsoft.com/office/word/2010/wordprocessingShape">
+                    <wps:wsp>
+                      <wps:cNvSpPr txBox="1">
+                        <a:spLocks noChangeArrowheads="1"/>
+                      </wps:cNvSpPr>
+                      <wps:spPr bwMode="auto">
+                        <a:xfrm rot="16200000">
+                          <a:off x="0" y="0"/>
+                          <a:ext cx="2190690" cy="1404620"/>
+                        </a:xfrm>
+                        <a:prstGeom prst="rect">
+                          <a:avLst/>
+                        </a:prstGeom>
+                        <a:noFill/>
+                        <a:ln w="9525">
+                          <a:solidFill>
+                            <a:srgbClr val="000000"/>
+                          </a:solidFill>
+                          <a:miter lim="800000"/>
+                          <a:headEnd/>
+                          <a:tailEnd/>
+                        </a:ln>
+                      </wps:spPr>
+                      <wps:txbx>
+                        <w:txbxContent>
+                          <w:p>
+                            <w:pPr>
+                              <w:bidi w:val="0"/>
+                              <w:jc w:val="center"/>
+                            </w:pPr>
+                            <w:r>
+                              <w:rPr>
+                                <w:rFonts w:ascii="Calibri" w:eastAsia="Calibri" w:hAnsi="Calibri" w:cs="Calibri"/>
+                                <w:sz w:val="36"/>
+                                <w:szCs w:val="36"/>
+                                <w:lang w:eastAsia="ar-SA" w:bidi="ar-EG"/>
+                              </w:rPr>
+                              <w:t>29.7 cm</w:t>
+                            </w:r>
+                          </w:p>
+                        </w:txbxContent>
+                      </wps:txbx>
+                      <wps:bodyPr rot="0" vert="horz" wrap="square" lIns="91440" tIns="45720" rIns="91440" bIns="45720" anchor="t" anchorCtr="0">
+                        <a:spAutoFit/>
+                      </wps:bodyPr>
+                    </wps:wsp>
+                  </a:graphicData>
+                </a:graphic>
+                <wp14:sizeRelH relativeFrom="margin">
+                  <wp14:pctWidth>0</wp14:pctWidth>
+                </wp14:sizeRelH>
+                <wp14:sizeRelV relativeFrom="margin">
+                  <wp14:pctHeight>0</wp14:pctHeight>
+                </wp14:sizeRelV>
+              </wp:anchor>
+            </w:drawing>
+          </mc:Choice>
+          <mc:Fallback>
+            <w:pict>
+              <v:shape w14:anchorId="585C3233" id="_x0000_s1027" type="#_x0000_t202" style="position:absolute;margin-left:83.5pt;margin-top:16.95pt;width:172.5pt;height:110.6pt;rotation:-90;z-index:251657216;visibility:visible;mso-wrap-style:square;mso-width-percent:0;mso-height-percent:0;mso-wrap-distance-left:9pt;mso-wrap-distance-top:3.6pt;mso-wrap-distance-right:9pt;mso-wrap-distance-bottom:3.6pt;mso-position-horizontal:absolute;mso-position-horizontal-relative:text;mso-position-vertical:absolute;mso-position-vertical-relative:text;mso-width-percent:0;mso-height-percent:0;mso-width-relative:margin;mso-height-relative:margin;v-text-anchor:top" o:gfxdata="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" filled="f">
+                <v:textbox style="mso-fit-shape-to-text:t">
+                  <w:txbxContent>
+                    <w:p>
+                      <w:pPr>
+                        <w:bidi w:val="0"/>
+                        <w:jc w:val="center"/>
+                      </w:pPr>
+                      <w:r>
+                        <w:rPr>
+                          <w:rFonts w:ascii="Calibri" w:eastAsia="Calibri" w:hAnsi="Calibri" w:cs="Calibri"/>
+                          <w:sz w:val="36"/>
+                          <w:szCs w:val="36"/>
+                          <w:lang w:eastAsia="ar-SA" w:bidi="ar-EG"/>
+                        </w:rPr>
+                        <w:t>29.7 cm</w:t>
+                      </w:r>
+                    </w:p>
+                  </w:txbxContent>
+                </v:textbox>
+              </v:shape>
+            </w:pict>
+          </mc:Fallback>
+        </mc:AlternateContent>
+      </w:r>
     </w:p>
     <w:p>
       <w:pPr>
@@ -3362,6 +3885,123 @@
                 <w:rFonts w:ascii="Calibri" w:eastAsia="Calibri" w:hAnsi="Calibri" w:cs="Calibri"/>
                 <w:b/>
                 <w:bCs/>
+                <w:noProof/>
+                <w:sz w:val="48"/>
+                <w:szCs w:val="48"/>
+                <w:lang w:eastAsia="ar-SA" w:bidi="ar-EG"/>
+              </w:rPr>
+              <mc:AlternateContent>
+                <mc:Choice Requires="wps">
+                  <w:drawing>
+                    <wp:anchor distT="45720" distB="45720" distL="114300" distR="114300" simplePos="0" relativeHeight="251666944" behindDoc="0" locked="0" layoutInCell="1" allowOverlap="1" wp14:anchorId="6C1540C1" wp14:editId="5BD77D20">
+                      <wp:simplePos x="0" y="0"/>
+                      <wp:positionH relativeFrom="column">
+                        <wp:posOffset>-50165</wp:posOffset>
+                      </wp:positionH>
+                      <wp:positionV relativeFrom="paragraph">
+                        <wp:posOffset>-190500</wp:posOffset>
+                      </wp:positionV>
+                      <wp:extent cx="2360930" cy="1404620"/>
+                      <wp:effectExtent l="0" t="0" r="20320" b="27940"/>
+                      <wp:wrapNone/>
+                      <wp:docPr id="1998015863" name="Text Box 2"/>
+                      <wp:cNvGraphicFramePr>
+                        <a:graphicFrameLocks xmlns:a="http://schemas.openxmlformats.org/drawingml/2006/main"/>
+                      </wp:cNvGraphicFramePr>
+                      <a:graphic xmlns:a="http://schemas.openxmlformats.org/drawingml/2006/main">
+                        <a:graphicData uri="http://schemas.microsoft.com/office/word/2010/wordprocessingShape">
+                          <wps:wsp>
+                            <wps:cNvSpPr txBox="1">
+                              <a:spLocks noChangeArrowheads="1"/>
+                            </wps:cNvSpPr>
+                            <wps:spPr bwMode="auto">
+                              <a:xfrm>
+                                <a:off x="0" y="0"/>
+                                <a:ext cx="2360930" cy="1404620"/>
+                              </a:xfrm>
+                              <a:prstGeom prst="rect">
+                                <a:avLst/>
+                              </a:prstGeom>
+                              <a:noFill/>
+                              <a:ln w="9525">
+                                <a:solidFill>
+                                  <a:srgbClr val="000000"/>
+                                </a:solidFill>
+                                <a:miter lim="800000"/>
+                                <a:headEnd/>
+                                <a:tailEnd/>
+                              </a:ln>
+                            </wps:spPr>
+                            <wps:txbx>
+                              <w:txbxContent>
+                                <w:p>
+                                  <w:pPr>
+                                    <w:bidi w:val="0"/>
+                                    <w:jc w:val="center"/>
+                                  </w:pPr>
+                                  <w:r>
+                                    <w:rPr>
+                                      <w:rFonts w:ascii="Segoe UI Symbol" w:eastAsia="Calibri" w:hAnsi="Segoe UI Symbol" w:cs="Segoe UI Symbol"/>
+                                      <w:b/>
+                                      <w:bCs/>
+                                      <w:sz w:val="48"/>
+                                      <w:szCs w:val="48"/>
+                                      <w:lang w:eastAsia="ar-SA"/>
+                                    </w:rPr>
+                                    <w:t>✔</w:t>
+                                  </w:r>
+                                </w:p>
+                              </w:txbxContent>
+                            </wps:txbx>
+                            <wps:bodyPr rot="0" vert="horz" wrap="square" lIns="91440" tIns="45720" rIns="91440" bIns="45720" anchor="t" anchorCtr="0">
+                              <a:spAutoFit/>
+                            </wps:bodyPr>
+                          </wps:wsp>
+                        </a:graphicData>
+                      </a:graphic>
+                      <wp14:sizeRelH relativeFrom="margin">
+                        <wp14:pctWidth>0</wp14:pctWidth>
+                      </wp14:sizeRelH>
+                      <wp14:sizeRelV relativeFrom="margin">
+                        <wp14:pctHeight>0</wp14:pctHeight>
+                      </wp14:sizeRelV>
+                    </wp:anchor>
+                  </w:drawing>
+                </mc:Choice>
+                <mc:Fallback>
+                  <w:pict>
+                    <v:shape w14:anchorId="6C1540C1" id="_x0000_s1028" type="#_x0000_t202" style="position:absolute;margin-left:-3.95pt;margin-top:-15pt;width:185.9pt;height:110.6pt;z-index:251666944;visibility:visible;mso-wrap-style:square;mso-width-percent:0;mso-height-percent:0;mso-wrap-distance-left:9pt;mso-wrap-distance-top:3.6pt;mso-wrap-distance-right:9pt;mso-wrap-distance-bottom:3.6pt;mso-position-horizontal:absolute;mso-position-horizontal-relative:text;mso-position-vertical:absolute;mso-position-vertical-relative:text;mso-width-percent:0;mso-height-percent:0;mso-width-relative:margin;mso-height-relative:margin;v-text-anchor:top" o:gfxdata="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" filled="f">
+                      <v:textbox style="mso-fit-shape-to-text:t">
+                        <w:txbxContent>
+                          <w:p>
+                            <w:pPr>
+                              <w:bidi w:val="0"/>
+                              <w:jc w:val="center"/>
+                            </w:pPr>
+                            <w:r>
+                              <w:rPr>
+                                <w:rFonts w:ascii="Segoe UI Symbol" w:eastAsia="Calibri" w:hAnsi="Segoe UI Symbol" w:cs="Segoe UI Symbol"/>
+                                <w:b/>
+                                <w:bCs/>
+                                <w:sz w:val="48"/>
+                                <w:szCs w:val="48"/>
+                                <w:lang w:eastAsia="ar-SA"/>
+                              </w:rPr>
+                              <w:t>✔</w:t>
+                            </w:r>
+                          </w:p>
+                        </w:txbxContent>
+                      </v:textbox>
+                    </v:shape>
+                  </w:pict>
+                </mc:Fallback>
+              </mc:AlternateContent>
+            </w:r>
+            <w:r>
+              <w:rPr>
+                <w:rFonts w:ascii="Calibri" w:eastAsia="Calibri" w:hAnsi="Calibri" w:cs="Calibri"/>
+                <w:b/>
+                <w:bCs/>
                 <w:sz w:val="48"/>
                 <w:szCs w:val="48"/>
                 <w:lang w:eastAsia="ar-SA" w:bidi="ar-EG"/>
@@ -3468,6 +4108,123 @@
             </w:pPr>
             <w:r>
               <w:rPr>
+                <w:rFonts w:ascii="Calibri" w:eastAsia="Calibri" w:hAnsi="Calibri" w:cs="Calibri"/>
+                <w:b/>
+                <w:bCs/>
+                <w:noProof/>
+                <w:sz w:val="48"/>
+                <w:szCs w:val="48"/>
+                <w:lang w:eastAsia="ar-SA" w:bidi="ar-EG"/>
+              </w:rPr>
+              <mc:AlternateContent>
+                <mc:Choice Requires="wps">
+                  <w:drawing>
+                    <wp:anchor distT="45720" distB="45720" distL="114300" distR="114300" simplePos="0" relativeHeight="251661312" behindDoc="0" locked="0" layoutInCell="1" allowOverlap="1" wp14:anchorId="43024D04" wp14:editId="655663D7">
+                      <wp:simplePos x="0" y="0"/>
+                      <wp:positionH relativeFrom="column">
+                        <wp:posOffset>2175510</wp:posOffset>
+                      </wp:positionH>
+                      <wp:positionV relativeFrom="paragraph">
+                        <wp:posOffset>-172085</wp:posOffset>
+                      </wp:positionV>
+                      <wp:extent cx="2360930" cy="1404620"/>
+                      <wp:effectExtent l="0" t="0" r="20320" b="27940"/>
+                      <wp:wrapNone/>
+                      <wp:docPr id="388980167" name="Text Box 2"/>
+                      <wp:cNvGraphicFramePr>
+                        <a:graphicFrameLocks xmlns:a="http://schemas.openxmlformats.org/drawingml/2006/main"/>
+                      </wp:cNvGraphicFramePr>
+                      <a:graphic xmlns:a="http://schemas.openxmlformats.org/drawingml/2006/main">
+                        <a:graphicData uri="http://schemas.microsoft.com/office/word/2010/wordprocessingShape">
+                          <wps:wsp>
+                            <wps:cNvSpPr txBox="1">
+                              <a:spLocks noChangeArrowheads="1"/>
+                            </wps:cNvSpPr>
+                            <wps:spPr bwMode="auto">
+                              <a:xfrm>
+                                <a:off x="0" y="0"/>
+                                <a:ext cx="2360930" cy="1404620"/>
+                              </a:xfrm>
+                              <a:prstGeom prst="rect">
+                                <a:avLst/>
+                              </a:prstGeom>
+                              <a:noFill/>
+                              <a:ln w="9525">
+                                <a:solidFill>
+                                  <a:srgbClr val="000000"/>
+                                </a:solidFill>
+                                <a:miter lim="800000"/>
+                                <a:headEnd/>
+                                <a:tailEnd/>
+                              </a:ln>
+                            </wps:spPr>
+                            <wps:txbx>
+                              <w:txbxContent>
+                                <w:p>
+                                  <w:pPr>
+                                    <w:bidi w:val="0"/>
+                                    <w:jc w:val="center"/>
+                                  </w:pPr>
+                                  <w:r>
+                                    <w:rPr>
+                                      <w:rFonts w:ascii="Segoe UI Symbol" w:eastAsia="Calibri" w:hAnsi="Segoe UI Symbol" w:cs="Segoe UI Symbol"/>
+                                      <w:b/>
+                                      <w:bCs/>
+                                      <w:sz w:val="48"/>
+                                      <w:szCs w:val="48"/>
+                                      <w:lang w:eastAsia="ar-SA"/>
+                                    </w:rPr>
+                                    <w:t>✔</w:t>
+                                  </w:r>
+                                </w:p>
+                              </w:txbxContent>
+                            </wps:txbx>
+                            <wps:bodyPr rot="0" vert="horz" wrap="square" lIns="91440" tIns="45720" rIns="91440" bIns="45720" anchor="t" anchorCtr="0">
+                              <a:spAutoFit/>
+                            </wps:bodyPr>
+                          </wps:wsp>
+                        </a:graphicData>
+                      </a:graphic>
+                      <wp14:sizeRelH relativeFrom="margin">
+                        <wp14:pctWidth>0</wp14:pctWidth>
+                      </wp14:sizeRelH>
+                      <wp14:sizeRelV relativeFrom="margin">
+                        <wp14:pctHeight>0</wp14:pctHeight>
+                      </wp14:sizeRelV>
+                    </wp:anchor>
+                  </w:drawing>
+                </mc:Choice>
+                <mc:Fallback>
+                  <w:pict>
+                    <v:shape w14:anchorId="43024D04" id="_x0000_s1029" type="#_x0000_t202" style="position:absolute;margin-left:171.3pt;margin-top:-13.55pt;width:185.9pt;height:110.6pt;z-index:251661312;visibility:visible;mso-wrap-style:square;mso-width-percent:0;mso-height-percent:0;mso-wrap-distance-left:9pt;mso-wrap-distance-top:3.6pt;mso-wrap-distance-right:9pt;mso-wrap-distance-bottom:3.6pt;mso-position-horizontal:absolute;mso-position-horizontal-relative:text;mso-position-vertical:absolute;mso-position-vertical-relative:text;mso-width-percent:0;mso-height-percent:0;mso-width-relative:margin;mso-height-relative:margin;v-text-anchor:top" o:gfxdata="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" filled="f">
+                      <v:textbox style="mso-fit-shape-to-text:t">
+                        <w:txbxContent>
+                          <w:p>
+                            <w:pPr>
+                              <w:bidi w:val="0"/>
+                              <w:jc w:val="center"/>
+                            </w:pPr>
+                            <w:r>
+                              <w:rPr>
+                                <w:rFonts w:ascii="Segoe UI Symbol" w:eastAsia="Calibri" w:hAnsi="Segoe UI Symbol" w:cs="Segoe UI Symbol"/>
+                                <w:b/>
+                                <w:bCs/>
+                                <w:sz w:val="48"/>
+                                <w:szCs w:val="48"/>
+                                <w:lang w:eastAsia="ar-SA"/>
+                              </w:rPr>
+                              <w:t>✔</w:t>
+                            </w:r>
+                          </w:p>
+                        </w:txbxContent>
+                      </v:textbox>
+                    </v:shape>
+                  </w:pict>
+                </mc:Fallback>
+              </mc:AlternateContent>
+            </w:r>
+            <w:r>
+              <w:rPr>
                 <w:rFonts w:eastAsia="Calibri" w:cstheme="minorHAnsi"/>
                 <w:b/>
                 <w:bCs/>
@@ -3645,6 +4402,123 @@
                 <w:rFonts w:ascii="Calibri" w:eastAsia="Calibri" w:hAnsi="Calibri" w:cs="Calibri"/>
                 <w:b/>
                 <w:bCs/>
+                <w:noProof/>
+                <w:sz w:val="48"/>
+                <w:szCs w:val="48"/>
+                <w:lang w:eastAsia="ar-SA" w:bidi="ar-EG"/>
+              </w:rPr>
+              <mc:AlternateContent>
+                <mc:Choice Requires="wps">
+                  <w:drawing>
+                    <wp:anchor distT="45720" distB="45720" distL="114300" distR="114300" simplePos="0" relativeHeight="251666432" behindDoc="0" locked="0" layoutInCell="1" allowOverlap="1" wp14:anchorId="4C69E1F6" wp14:editId="051683D1">
+                      <wp:simplePos x="0" y="0"/>
+                      <wp:positionH relativeFrom="column">
+                        <wp:posOffset>-58420</wp:posOffset>
+                      </wp:positionH>
+                      <wp:positionV relativeFrom="paragraph">
+                        <wp:posOffset>-200660</wp:posOffset>
+                      </wp:positionV>
+                      <wp:extent cx="2360930" cy="1404620"/>
+                      <wp:effectExtent l="0" t="0" r="20320" b="27940"/>
+                      <wp:wrapNone/>
+                      <wp:docPr id="1581555374" name="Text Box 2"/>
+                      <wp:cNvGraphicFramePr>
+                        <a:graphicFrameLocks xmlns:a="http://schemas.openxmlformats.org/drawingml/2006/main"/>
+                      </wp:cNvGraphicFramePr>
+                      <a:graphic xmlns:a="http://schemas.openxmlformats.org/drawingml/2006/main">
+                        <a:graphicData uri="http://schemas.microsoft.com/office/word/2010/wordprocessingShape">
+                          <wps:wsp>
+                            <wps:cNvSpPr txBox="1">
+                              <a:spLocks noChangeArrowheads="1"/>
+                            </wps:cNvSpPr>
+                            <wps:spPr bwMode="auto">
+                              <a:xfrm>
+                                <a:off x="0" y="0"/>
+                                <a:ext cx="2360930" cy="1404620"/>
+                              </a:xfrm>
+                              <a:prstGeom prst="rect">
+                                <a:avLst/>
+                              </a:prstGeom>
+                              <a:noFill/>
+                              <a:ln w="9525">
+                                <a:solidFill>
+                                  <a:srgbClr val="000000"/>
+                                </a:solidFill>
+                                <a:miter lim="800000"/>
+                                <a:headEnd/>
+                                <a:tailEnd/>
+                              </a:ln>
+                            </wps:spPr>
+                            <wps:txbx>
+                              <w:txbxContent>
+                                <w:p>
+                                  <w:pPr>
+                                    <w:bidi w:val="0"/>
+                                    <w:jc w:val="center"/>
+                                  </w:pPr>
+                                  <w:r>
+                                    <w:rPr>
+                                      <w:rFonts w:ascii="Segoe UI Symbol" w:eastAsia="Calibri" w:hAnsi="Segoe UI Symbol" w:cs="Segoe UI Symbol"/>
+                                      <w:b/>
+                                      <w:bCs/>
+                                      <w:sz w:val="48"/>
+                                      <w:szCs w:val="48"/>
+                                      <w:lang w:eastAsia="ar-SA"/>
+                                    </w:rPr>
+                                    <w:t>✔</w:t>
+                                  </w:r>
+                                </w:p>
+                              </w:txbxContent>
+                            </wps:txbx>
+                            <wps:bodyPr rot="0" vert="horz" wrap="square" lIns="91440" tIns="45720" rIns="91440" bIns="45720" anchor="t" anchorCtr="0">
+                              <a:spAutoFit/>
+                            </wps:bodyPr>
+                          </wps:wsp>
+                        </a:graphicData>
+                      </a:graphic>
+                      <wp14:sizeRelH relativeFrom="margin">
+                        <wp14:pctWidth>0</wp14:pctWidth>
+                      </wp14:sizeRelH>
+                      <wp14:sizeRelV relativeFrom="margin">
+                        <wp14:pctHeight>0</wp14:pctHeight>
+                      </wp14:sizeRelV>
+                    </wp:anchor>
+                  </w:drawing>
+                </mc:Choice>
+                <mc:Fallback>
+                  <w:pict>
+                    <v:shape w14:anchorId="4C69E1F6" id="_x0000_s1030" type="#_x0000_t202" style="position:absolute;margin-left:-4.6pt;margin-top:-15.8pt;width:185.9pt;height:110.6pt;z-index:251666432;visibility:visible;mso-wrap-style:square;mso-width-percent:0;mso-height-percent:0;mso-wrap-distance-left:9pt;mso-wrap-distance-top:3.6pt;mso-wrap-distance-right:9pt;mso-wrap-distance-bottom:3.6pt;mso-position-horizontal:absolute;mso-position-horizontal-relative:text;mso-position-vertical:absolute;mso-position-vertical-relative:text;mso-width-percent:0;mso-height-percent:0;mso-width-relative:margin;mso-height-relative:margin;v-text-anchor:top" o:gfxdata="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" filled="f">
+                      <v:textbox style="mso-fit-shape-to-text:t">
+                        <w:txbxContent>
+                          <w:p>
+                            <w:pPr>
+                              <w:bidi w:val="0"/>
+                              <w:jc w:val="center"/>
+                            </w:pPr>
+                            <w:r>
+                              <w:rPr>
+                                <w:rFonts w:ascii="Segoe UI Symbol" w:eastAsia="Calibri" w:hAnsi="Segoe UI Symbol" w:cs="Segoe UI Symbol"/>
+                                <w:b/>
+                                <w:bCs/>
+                                <w:sz w:val="48"/>
+                                <w:szCs w:val="48"/>
+                                <w:lang w:eastAsia="ar-SA"/>
+                              </w:rPr>
+                              <w:t>✔</w:t>
+                            </w:r>
+                          </w:p>
+                        </w:txbxContent>
+                      </v:textbox>
+                    </v:shape>
+                  </w:pict>
+                </mc:Fallback>
+              </mc:AlternateContent>
+            </w:r>
+            <w:r>
+              <w:rPr>
+                <w:rFonts w:ascii="Calibri" w:eastAsia="Calibri" w:hAnsi="Calibri" w:cs="Calibri"/>
+                <w:b/>
+                <w:bCs/>
                 <w:sz w:val="48"/>
                 <w:szCs w:val="48"/>
                 <w:lang w:eastAsia="ar-SA" w:bidi="ar-EG"/>
@@ -3678,7 +4552,7 @@
         <mc:AlternateContent>
           <mc:Choice Requires="wps">
             <w:drawing>
-              <wp:anchor distT="45720" distB="45720" distL="114300" distR="114300" simplePos="0" relativeHeight="251638784" behindDoc="0" locked="0" layoutInCell="1" allowOverlap="1" wp14:anchorId="48FC5FD6" wp14:editId="38EBD52F">
+              <wp:anchor distT="45720" distB="45720" distL="114300" distR="114300" simplePos="0" relativeHeight="251648512" behindDoc="0" locked="0" layoutInCell="1" allowOverlap="1" wp14:anchorId="48FC5FD6" wp14:editId="10C9BA27">
                 <wp:simplePos x="0" y="0"/>
                 <wp:positionH relativeFrom="column">
                   <wp:posOffset>1945005</wp:posOffset>
@@ -3764,11 +4638,7 @@
           </mc:Choice>
           <mc:Fallback>
             <w:pict>
-              <v:shapetype w14:anchorId="48FC5FD6" id="_x0000_t202" coordsize="21600,21600" o:spt="202" path="m,l,21600r21600,l21600,xe">
-                <v:stroke joinstyle="miter"/>
-                <v:path gradientshapeok="t" o:connecttype="rect"/>
-              </v:shapetype>
-              <v:shape id="Text Box 2" o:spid="_x0000_s1026" type="#_x0000_t202" style="position:absolute;margin-left:153.15pt;margin-top:1.2pt;width:224.1pt;height:55.1pt;z-index:251638784;visibility:visible;mso-wrap-style:square;mso-width-percent:0;mso-height-percent:0;mso-wrap-distance-left:9pt;mso-wrap-distance-top:3.6pt;mso-wrap-distance-right:9pt;mso-wrap-distance-bottom:3.6pt;mso-position-horizontal:absolute;mso-position-horizontal-relative:text;mso-position-vertical:absolute;mso-position-vertical-relative:text;mso-width-percent:0;mso-height-percent:0;mso-width-relative:margin;mso-height-relative:margin;v-text-anchor:top" o:gfxdata="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">
+              <v:shape w14:anchorId="48FC5FD6" id="_x0000_s1031" type="#_x0000_t202" style="position:absolute;margin-left:153.15pt;margin-top:1.2pt;width:224.1pt;height:55.1pt;z-index:251648512;visibility:visible;mso-wrap-style:square;mso-width-percent:0;mso-height-percent:0;mso-wrap-distance-left:9pt;mso-wrap-distance-top:3.6pt;mso-wrap-distance-right:9pt;mso-wrap-distance-bottom:3.6pt;mso-position-horizontal:absolute;mso-position-horizontal-relative:text;mso-position-vertical:absolute;mso-position-vertical-relative:text;mso-width-percent:0;mso-height-percent:0;mso-width-relative:margin;mso-height-relative:margin;v-text-anchor:top" o:gfxdata="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">
                 <v:textbox>
                   <w:txbxContent>
                     <w:p>
